--- a/2026_jRoMedINF-AuthorNAME.docx
+++ b/2026_jRoMedINF-AuthorNAME.docx
@@ -12,12 +12,63 @@
       <w:r>
         <w:rPr>
           <w:rFonts w:ascii="Garamond" w:hAnsi="Garamond"/>
+          <w:color w:val="FFFFFF" w:themeColor="background1"/>
+          <w:sz w:val="2"/>
+          <w:szCs w:val="2"/>
+          <w:vertAlign w:val="superscript"/>
         </w:rPr>
         <w:fldChar w:fldCharType="begin"/>
       </w:r>
       <w:r>
         <w:rPr>
           <w:rFonts w:ascii="Garamond" w:hAnsi="Garamond"/>
+          <w:color w:val="FFFFFF" w:themeColor="background1"/>
+          <w:sz w:val="2"/>
+          <w:szCs w:val="2"/>
+          <w:vertAlign w:val="superscript"/>
+        </w:rPr>
+        <w:instrText xml:space="preserve"> MERGEFIELD paper_ID </w:instrText>
+      </w:r>
+      <w:r>
+        <w:rPr>
+          <w:rFonts w:ascii="Garamond" w:hAnsi="Garamond"/>
+          <w:color w:val="FFFFFF" w:themeColor="background1"/>
+          <w:sz w:val="2"/>
+          <w:szCs w:val="2"/>
+          <w:vertAlign w:val="superscript"/>
+        </w:rPr>
+        <w:fldChar w:fldCharType="separate"/>
+      </w:r>
+      <w:r>
+        <w:rPr>
+          <w:rFonts w:ascii="Garamond" w:hAnsi="Garamond"/>
+          <w:noProof/>
+          <w:color w:val="FFFFFF" w:themeColor="background1"/>
+          <w:sz w:val="2"/>
+          <w:szCs w:val="2"/>
+          <w:vertAlign w:val="superscript"/>
+        </w:rPr>
+        <w:t>39</w:t>
+      </w:r>
+      <w:r>
+        <w:rPr>
+          <w:rFonts w:ascii="Garamond" w:hAnsi="Garamond"/>
+          <w:color w:val="FFFFFF" w:themeColor="background1"/>
+          <w:sz w:val="2"/>
+          <w:szCs w:val="2"/>
+          <w:vertAlign w:val="superscript"/>
+        </w:rPr>
+        <w:fldChar w:fldCharType="end"/>
+      </w:r>
+      <w:r>
+        <w:rPr>
+          <w:rFonts w:ascii="Garamond" w:hAnsi="Garamond"/>
+        </w:rPr>
+        <w:fldChar w:fldCharType="begin"/>
+      </w:r>
+      <w:r>
+        <w:rPr>
+          <w:rFonts w:ascii="Garamond" w:hAnsi="Garamond"/>
         </w:rPr>
         <w:instrText xml:space="preserve"> MERGEFIELD title </w:instrText>
       </w:r>
@@ -32,7 +83,7 @@
           <w:rFonts w:ascii="Garamond" w:hAnsi="Garamond"/>
           <w:noProof/>
         </w:rPr>
-        <w:t>Automating Adverse Event Extraction From Ema Summary Of Product Characteristics</w:t>
+        <w:t>A Frequency-Based Electroencephalography Approach To Real-Time Attention Detection</w:t>
       </w:r>
       <w:r>
         <w:rPr>
@@ -71,7 +122,7 @@
           <w:rFonts w:ascii="Garamond" w:hAnsi="Garamond"/>
           <w:noProof/>
         </w:rPr>
-        <w:t>Robert ANCUCEANU</w:t>
+        <w:t>Ioana BADIU</w:t>
       </w:r>
       <w:r>
         <w:rPr>
@@ -85,35 +136,7 @@
           <w:rFonts w:ascii="Garamond" w:hAnsi="Garamond"/>
           <w:noProof/>
         </w:rPr>
-        <w:t>*,Doina DR</w:t>
-      </w:r>
-      <w:r>
-        <w:rPr>
-          <w:rFonts w:ascii="Garamond" w:hAnsi="Garamond" w:cs="Garamond"/>
-          <w:noProof/>
-        </w:rPr>
-        <w:t>Ă</w:t>
-      </w:r>
-      <w:r>
-        <w:rPr>
-          <w:rFonts w:ascii="Garamond" w:hAnsi="Garamond"/>
-          <w:noProof/>
-        </w:rPr>
-        <w:t>G</w:t>
-      </w:r>
-      <w:r>
-        <w:rPr>
-          <w:rFonts w:ascii="Garamond" w:hAnsi="Garamond" w:cs="Garamond"/>
-          <w:noProof/>
-        </w:rPr>
-        <w:t>Ă</w:t>
-      </w:r>
-      <w:r>
-        <w:rPr>
-          <w:rFonts w:ascii="Garamond" w:hAnsi="Garamond"/>
-          <w:noProof/>
-        </w:rPr>
-        <w:t>NESCU</w:t>
+        <w:t>*,Aurel CORUIAN</w:t>
       </w:r>
       <w:r>
         <w:rPr>
@@ -127,14 +150,14 @@
           <w:rFonts w:ascii="Garamond" w:hAnsi="Garamond"/>
           <w:noProof/>
         </w:rPr>
-        <w:t>*,Bogdan TAMBA</w:t>
+        <w:t>*,Alin BRINDUSESCU</w:t>
       </w:r>
       <w:r>
         <w:rPr>
           <w:rFonts w:ascii="Times New Roman" w:hAnsi="Times New Roman" w:cs="Times New Roman"/>
           <w:noProof/>
         </w:rPr>
-        <w:t>ᵇ</w:t>
+        <w:t>ᵃ</w:t>
       </w:r>
       <w:r>
         <w:rPr>
@@ -153,40 +176,92 @@
     <w:p>
       <w:pPr>
         <w:pStyle w:val="Maddress"/>
+        <w:spacing w:before="0" w:line="240" w:lineRule="auto"/>
         <w:jc w:val="both"/>
+        <w:rPr>
+          <w:rFonts w:ascii="Garamond" w:hAnsi="Garamond" w:cstheme="minorHAnsi"/>
+          <w:color w:val="auto"/>
+          <w:sz w:val="20"/>
+        </w:rPr>
+      </w:pPr>
+      <w:r>
+        <w:rPr>
+          <w:rFonts w:ascii="Garamond" w:hAnsi="Garamond" w:cstheme="minorHAnsi"/>
+          <w:sz w:val="20"/>
+        </w:rPr>
+        <w:fldChar w:fldCharType="begin"/>
+      </w:r>
+      <w:r>
+        <w:rPr>
+          <w:rFonts w:ascii="Garamond" w:hAnsi="Garamond" w:cstheme="minorHAnsi"/>
+          <w:sz w:val="20"/>
+        </w:rPr>
+        <w:instrText xml:space="preserve"> MERGEFIELD affiliations </w:instrText>
+      </w:r>
+      <w:r>
+        <w:rPr>
+          <w:rFonts w:ascii="Garamond" w:hAnsi="Garamond" w:cstheme="minorHAnsi"/>
+          <w:sz w:val="20"/>
+        </w:rPr>
+        <w:fldChar w:fldCharType="separate"/>
+      </w:r>
+      <w:r>
+        <w:rPr>
+          <w:noProof/>
+          <w:sz w:val="20"/>
+        </w:rPr>
+        <w:t>ᵃ</w:t>
+      </w:r>
+      <w:r>
         <w:rPr>
           <w:rFonts w:ascii="Garamond" w:hAnsi="Garamond" w:cstheme="minorHAnsi"/>
           <w:noProof/>
           <w:sz w:val="20"/>
         </w:rPr>
-      </w:pPr>
+        <w:t xml:space="preserve"> West University of Timisoara</w:t>
+      </w:r>
       <w:r>
         <w:rPr>
           <w:rFonts w:ascii="Garamond" w:hAnsi="Garamond" w:cstheme="minorHAnsi"/>
           <w:sz w:val="20"/>
         </w:rPr>
+        <w:fldChar w:fldCharType="end"/>
+      </w:r>
+    </w:p>
+    <w:p>
+      <w:pPr>
+        <w:pStyle w:val="Maddress"/>
+        <w:spacing w:before="0" w:line="240" w:lineRule="auto"/>
+        <w:jc w:val="both"/>
+        <w:rPr>
+          <w:rFonts w:ascii="Garamond" w:hAnsi="Garamond" w:cstheme="minorHAnsi"/>
+          <w:color w:val="auto"/>
+          <w:sz w:val="20"/>
+        </w:rPr>
+      </w:pPr>
+      <w:r>
+        <w:rPr>
+          <w:rFonts w:ascii="Garamond" w:hAnsi="Garamond" w:cstheme="minorHAnsi"/>
+          <w:color w:val="auto"/>
+          <w:sz w:val="20"/>
+        </w:rPr>
         <w:fldChar w:fldCharType="begin"/>
       </w:r>
       <w:r>
         <w:rPr>
           <w:rFonts w:ascii="Garamond" w:hAnsi="Garamond" w:cstheme="minorHAnsi"/>
+          <w:color w:val="auto"/>
           <w:sz w:val="20"/>
         </w:rPr>
-        <w:instrText xml:space="preserve"> MERGEFIELD affiliations </w:instrText>
+        <w:instrText xml:space="preserve"> MERGEFIELD emails </w:instrText>
       </w:r>
       <w:r>
         <w:rPr>
           <w:rFonts w:ascii="Garamond" w:hAnsi="Garamond" w:cstheme="minorHAnsi"/>
+          <w:color w:val="auto"/>
           <w:sz w:val="20"/>
         </w:rPr>
         <w:fldChar w:fldCharType="separate"/>
-      </w:r>
-      <w:r>
-        <w:rPr>
-          <w:noProof/>
-          <w:sz w:val="20"/>
-        </w:rPr>
-        <w:t>ᵃ</w:t>
       </w:r>
       <w:r>
         <w:rPr>
@@ -194,111 +269,21 @@
           <w:noProof/>
           <w:sz w:val="20"/>
         </w:rPr>
-        <w:t xml:space="preserve"> Carol Davila University of Medicine and Pharmacy, Faculty of Pharmacy, 6 Traian Vuia Street, 020955, Sector 2, Bucharest, Romania</w:t>
-      </w:r>
-    </w:p>
-    <w:p>
-      <w:pPr>
-        <w:pStyle w:val="Maddress"/>
-        <w:spacing w:before="0" w:line="240" w:lineRule="auto"/>
-        <w:jc w:val="both"/>
+        <w:t>(*) ioana.badiu@e-uvt.ro; (*) aurel.coruian02@e-uvt.ro; (*) alin.brindusescu@e-uvt.ro</w:t>
+      </w:r>
+      <w:r>
         <w:rPr>
           <w:rFonts w:ascii="Garamond" w:hAnsi="Garamond" w:cstheme="minorHAnsi"/>
           <w:color w:val="auto"/>
           <w:sz w:val="20"/>
         </w:rPr>
-      </w:pPr>
-      <w:r>
-        <w:rPr>
-          <w:noProof/>
-          <w:sz w:val="20"/>
-        </w:rPr>
-        <w:t>ᵇ</w:t>
-      </w:r>
-      <w:r>
-        <w:rPr>
-          <w:rFonts w:ascii="Garamond" w:hAnsi="Garamond" w:cstheme="minorHAnsi"/>
-          <w:noProof/>
-          <w:sz w:val="20"/>
-        </w:rPr>
-        <w:t xml:space="preserve"> Advanced Research and Development Center for Experimental Medicine (CEMEX), </w:t>
-      </w:r>
-      <w:r>
-        <w:rPr>
-          <w:rFonts w:ascii="Garamond" w:hAnsi="Garamond" w:cs="Garamond"/>
-          <w:noProof/>
-          <w:sz w:val="20"/>
-        </w:rPr>
-        <w:t>“</w:t>
-      </w:r>
-      <w:r>
-        <w:rPr>
-          <w:rFonts w:ascii="Garamond" w:hAnsi="Garamond" w:cstheme="minorHAnsi"/>
-          <w:noProof/>
-          <w:sz w:val="20"/>
-        </w:rPr>
-        <w:t>Grigore T. Popa</w:t>
-      </w:r>
-      <w:r>
-        <w:rPr>
-          <w:rFonts w:ascii="Garamond" w:hAnsi="Garamond" w:cs="Garamond"/>
-          <w:noProof/>
-          <w:sz w:val="20"/>
-        </w:rPr>
-        <w:t>”</w:t>
-      </w:r>
-      <w:r>
-        <w:rPr>
-          <w:rFonts w:ascii="Garamond" w:hAnsi="Garamond" w:cstheme="minorHAnsi"/>
-          <w:noProof/>
-          <w:sz w:val="20"/>
-        </w:rPr>
-        <w:t xml:space="preserve"> University of Medicine and Pharmacy, University Street No. 16, 700115 Iasi, Romania; Department of Pharmacology, Clinical Pharmacology and Algesiology, </w:t>
-      </w:r>
-      <w:r>
-        <w:rPr>
-          <w:rFonts w:ascii="Garamond" w:hAnsi="Garamond" w:cs="Garamond"/>
-          <w:noProof/>
-          <w:sz w:val="20"/>
-        </w:rPr>
-        <w:t>“</w:t>
-      </w:r>
-      <w:r>
-        <w:rPr>
-          <w:rFonts w:ascii="Garamond" w:hAnsi="Garamond" w:cstheme="minorHAnsi"/>
-          <w:noProof/>
-          <w:sz w:val="20"/>
-        </w:rPr>
-        <w:t>Grigore T. Popa</w:t>
-      </w:r>
-      <w:r>
-        <w:rPr>
-          <w:rFonts w:ascii="Garamond" w:hAnsi="Garamond" w:cs="Garamond"/>
-          <w:noProof/>
-          <w:sz w:val="20"/>
-        </w:rPr>
-        <w:t>”</w:t>
-      </w:r>
-      <w:r>
-        <w:rPr>
-          <w:rFonts w:ascii="Garamond" w:hAnsi="Garamond" w:cstheme="minorHAnsi"/>
-          <w:noProof/>
-          <w:sz w:val="20"/>
-        </w:rPr>
-        <w:t xml:space="preserve"> University of Medicine and Pharmacy, University Street No. 16, 700115 Iasi, Romania</w:t>
-      </w:r>
-      <w:r>
-        <w:rPr>
-          <w:rFonts w:ascii="Garamond" w:hAnsi="Garamond" w:cstheme="minorHAnsi"/>
-          <w:sz w:val="20"/>
-        </w:rPr>
         <w:fldChar w:fldCharType="end"/>
       </w:r>
     </w:p>
     <w:p>
       <w:pPr>
         <w:pStyle w:val="Maddress"/>
-        <w:spacing w:before="0" w:line="240" w:lineRule="auto"/>
+        <w:spacing w:line="240" w:lineRule="auto"/>
         <w:jc w:val="both"/>
         <w:rPr>
           <w:rFonts w:ascii="Garamond" w:hAnsi="Garamond" w:cstheme="minorHAnsi"/>
@@ -312,77 +297,7 @@
           <w:color w:val="auto"/>
           <w:sz w:val="20"/>
         </w:rPr>
-        <w:fldChar w:fldCharType="begin"/>
-      </w:r>
-      <w:r>
-        <w:rPr>
-          <w:rFonts w:ascii="Garamond" w:hAnsi="Garamond" w:cstheme="minorHAnsi"/>
-          <w:color w:val="auto"/>
-          <w:sz w:val="20"/>
-        </w:rPr>
-        <w:instrText xml:space="preserve"> MERGEFIELD emails </w:instrText>
-      </w:r>
-      <w:r>
-        <w:rPr>
-          <w:rFonts w:ascii="Garamond" w:hAnsi="Garamond" w:cstheme="minorHAnsi"/>
-          <w:color w:val="auto"/>
-          <w:sz w:val="20"/>
-        </w:rPr>
-        <w:fldChar w:fldCharType="separate"/>
-      </w:r>
-      <w:r>
-        <w:rPr>
-          <w:rFonts w:ascii="Garamond" w:hAnsi="Garamond" w:cstheme="minorHAnsi"/>
-          <w:noProof/>
-          <w:sz w:val="20"/>
-        </w:rPr>
-        <w:t>(*) robert.ancuceanu@umfcd.ro; (*) doina.draganescu@umfcd.ro; (*) bogdan.tamba@umfiasi.ro</w:t>
-      </w:r>
-      <w:r>
-        <w:rPr>
-          <w:rFonts w:ascii="Garamond" w:hAnsi="Garamond" w:cstheme="minorHAnsi"/>
-          <w:color w:val="auto"/>
-          <w:sz w:val="20"/>
-        </w:rPr>
-        <w:fldChar w:fldCharType="end"/>
-      </w:r>
-    </w:p>
-    <w:p>
-      <w:pPr>
-        <w:pStyle w:val="Maddress"/>
-        <w:spacing w:line="240" w:lineRule="auto"/>
-        <w:jc w:val="both"/>
-        <w:rPr>
-          <w:rFonts w:ascii="Garamond" w:hAnsi="Garamond" w:cstheme="minorHAnsi"/>
-          <w:color w:val="auto"/>
-          <w:sz w:val="20"/>
-        </w:rPr>
-      </w:pPr>
-      <w:r>
-        <w:rPr>
-          <w:rFonts w:ascii="Garamond" w:hAnsi="Garamond" w:cstheme="minorHAnsi"/>
-          <w:color w:val="auto"/>
-          <w:sz w:val="20"/>
-        </w:rPr>
-        <w:t xml:space="preserve">* Author to whom correspondence should be </w:t>
-      </w:r>
-      <w:proofErr w:type="gramStart"/>
-      <w:r>
-        <w:rPr>
-          <w:rFonts w:ascii="Garamond" w:hAnsi="Garamond" w:cstheme="minorHAnsi"/>
-          <w:color w:val="auto"/>
-          <w:sz w:val="20"/>
-        </w:rPr>
-        <w:t>addressed;</w:t>
-      </w:r>
-      <w:proofErr w:type="gramEnd"/>
-      <w:r>
-        <w:rPr>
-          <w:rFonts w:ascii="Garamond" w:hAnsi="Garamond" w:cstheme="minorHAnsi"/>
-          <w:color w:val="auto"/>
-          <w:sz w:val="20"/>
-        </w:rPr>
-        <w:t xml:space="preserve"> </w:t>
+        <w:t xml:space="preserve">* Author to whom correspondence should be addressed; </w:t>
       </w:r>
     </w:p>
     <w:p>
@@ -454,7 +369,7 @@
           <w:szCs w:val="22"/>
           <w:lang w:val="en-US"/>
         </w:rPr>
-        <w:t>Background: Systematically extracting adverse event (AE) data from Summary of Product Characteristics (SmPC) documents is often necessary in exploring drug safety with computational means (e.g. for building QSAR models). The European Medicines Agency (EMA) makes available the SmPCs in a pdf format, which complicates this process. Inconsistent formatting (at least two different ways of structuring tables), multi-page tables, variable number of tables included in section 4.8, and varied terminology, combined with ambiguous frequency data, create significant barriers to reliable, large-scale (semi)automated analysis.</w:t>
+        <w:t>The aim of this study was to develop and validate a frequency-based algorithm for estimating attention from electroencephalography (EEG) signals. Attention is a complex multi-dimensional cognitive process that is critical in task performance and learning. There are many approaches out there that oversimplify the way to measure it. This paper provides an algorithm that focuses on delivering stable attention metrics based on neural signals.</w:t>
       </w:r>
     </w:p>
     <w:p>
@@ -477,18 +392,21 @@
           <w:szCs w:val="22"/>
           <w:lang w:val="en-US"/>
         </w:rPr>
-        <w:t>Methods: We built a two</w:t>
-      </w:r>
-      <w:r>
-        <w:rPr>
-          <w:rFonts w:ascii="Cambria Math" w:hAnsi="Cambria Math" w:cs="Cambria Math"/>
+        <w:t>Raw EEG signals were captured using a noninvasive 10–20 electrode configuration and preprocessed by removing the Direct Current (DC) component. This step ensures that minimal drifts are caused by physiological and environmental artifacts. Signals then are segmented into windows and converted into the frequency domain using Fast Fourier Transform (FFT). This provides a simultaneous analysis of band powers. Normalizing the ratio of the bands reduces the inter-individual variability to anatomy or electrode placement. To ensure real-time usability, an Exponential Moving Average (EMA) was used for smoothing and scaling the data into a standardized 0–100 range. Testing was then conducted on a sample of 10 healthy adults during a sustained attention task involving focused reading of a standardized text over a period of 5 minutes. Each participant’s comprehension of the text was then measured using a short 5 question test.</w:t>
+      </w:r>
+    </w:p>
+    <w:p>
+      <w:pPr>
+        <w:spacing w:line="276" w:lineRule="auto"/>
+        <w:jc w:val="both"/>
+        <w:rPr>
+          <w:rFonts w:ascii="Garamond" w:hAnsi="Garamond"/>
           <w:noProof/>
           <w:sz w:val="22"/>
           <w:szCs w:val="22"/>
           <w:lang w:val="en-US"/>
         </w:rPr>
-        <w:t>‑</w:t>
-      </w:r>
+      </w:pPr>
       <w:r>
         <w:rPr>
           <w:rFonts w:ascii="Garamond" w:hAnsi="Garamond"/>
@@ -497,222 +415,38 @@
           <w:szCs w:val="22"/>
           <w:lang w:val="en-US"/>
         </w:rPr>
-        <w:t>stage extraction workflow in R that integrates table</w:t>
-      </w:r>
-      <w:r>
-        <w:rPr>
-          <w:rFonts w:ascii="Cambria Math" w:hAnsi="Cambria Math" w:cs="Cambria Math"/>
+        <w:t>Results demonstrate that among all electrodes, the FPZ showed the lowest variance between subjects and the highest stability in attention estimates after normalization and smoothing. The proposed algorithm produced consistent attention metrics across participants and proved to be stable despite signal noise and electrode placement variability.</w:t>
+      </w:r>
+    </w:p>
+    <w:p>
+      <w:pPr>
+        <w:spacing w:line="276" w:lineRule="auto"/>
+        <w:jc w:val="both"/>
+        <w:rPr>
+          <w:rFonts w:ascii="Garamond" w:hAnsi="Garamond"/>
+          <w:color w:val="000000"/>
+          <w:sz w:val="20"/>
+          <w:szCs w:val="18"/>
+          <w:lang w:val="en-US" w:eastAsia="de-DE"/>
+        </w:rPr>
+      </w:pPr>
+      <w:r>
+        <w:rPr>
+          <w:rFonts w:ascii="Garamond" w:hAnsi="Garamond"/>
           <w:noProof/>
           <w:sz w:val="22"/>
           <w:szCs w:val="22"/>
           <w:lang w:val="en-US"/>
         </w:rPr>
-        <w:t>‑</w:t>
-      </w:r>
-      <w:r>
-        <w:rPr>
-          <w:rFonts w:ascii="Garamond" w:hAnsi="Garamond"/>
-          <w:noProof/>
+        <w:t>This study provides a solid method for assessing attention using EEG technology. Despite using a limited sample size, the results help identify the ideal electrode configuration. Future research will include validation on larger and more diverse populations.</w:t>
+      </w:r>
+      <w:r>
+        <w:rPr>
+          <w:rFonts w:ascii="Garamond" w:hAnsi="Garamond"/>
           <w:sz w:val="22"/>
           <w:szCs w:val="22"/>
           <w:lang w:val="en-US"/>
         </w:rPr>
-        <w:t>based and text</w:t>
-      </w:r>
-      <w:r>
-        <w:rPr>
-          <w:rFonts w:ascii="Cambria Math" w:hAnsi="Cambria Math" w:cs="Cambria Math"/>
-          <w:noProof/>
-          <w:sz w:val="22"/>
-          <w:szCs w:val="22"/>
-          <w:lang w:val="en-US"/>
-        </w:rPr>
-        <w:t>‑</w:t>
-      </w:r>
-      <w:r>
-        <w:rPr>
-          <w:rFonts w:ascii="Garamond" w:hAnsi="Garamond"/>
-          <w:noProof/>
-          <w:sz w:val="22"/>
-          <w:szCs w:val="22"/>
-          <w:lang w:val="en-US"/>
-        </w:rPr>
-        <w:t xml:space="preserve">based methods. Using the </w:t>
-      </w:r>
-      <w:r>
-        <w:rPr>
-          <w:rFonts w:ascii="Garamond" w:hAnsi="Garamond" w:cs="Garamond"/>
-          <w:noProof/>
-          <w:sz w:val="22"/>
-          <w:szCs w:val="22"/>
-          <w:lang w:val="en-US"/>
-        </w:rPr>
-        <w:t>“</w:t>
-      </w:r>
-      <w:r>
-        <w:rPr>
-          <w:rFonts w:ascii="Garamond" w:hAnsi="Garamond"/>
-          <w:noProof/>
-          <w:sz w:val="22"/>
-          <w:szCs w:val="22"/>
-          <w:lang w:val="en-US"/>
-        </w:rPr>
-        <w:t>tabulapdf</w:t>
-      </w:r>
-      <w:r>
-        <w:rPr>
-          <w:rFonts w:ascii="Garamond" w:hAnsi="Garamond" w:cs="Garamond"/>
-          <w:noProof/>
-          <w:sz w:val="22"/>
-          <w:szCs w:val="22"/>
-          <w:lang w:val="en-US"/>
-        </w:rPr>
-        <w:t>”</w:t>
-      </w:r>
-      <w:r>
-        <w:rPr>
-          <w:rFonts w:ascii="Garamond" w:hAnsi="Garamond"/>
-          <w:noProof/>
-          <w:sz w:val="22"/>
-          <w:szCs w:val="22"/>
-          <w:lang w:val="en-US"/>
-        </w:rPr>
-        <w:t xml:space="preserve"> package, we first retrieved AE tables spanning multiple pages, automatically removed repeated headers, and merged fragmented tables. We then applied a rule</w:t>
-      </w:r>
-      <w:r>
-        <w:rPr>
-          <w:rFonts w:ascii="Cambria Math" w:hAnsi="Cambria Math" w:cs="Cambria Math"/>
-          <w:noProof/>
-          <w:sz w:val="22"/>
-          <w:szCs w:val="22"/>
-          <w:lang w:val="en-US"/>
-        </w:rPr>
-        <w:t>‑</w:t>
-      </w:r>
-      <w:r>
-        <w:rPr>
-          <w:rFonts w:ascii="Garamond" w:hAnsi="Garamond"/>
-          <w:noProof/>
-          <w:sz w:val="22"/>
-          <w:szCs w:val="22"/>
-          <w:lang w:val="en-US"/>
-        </w:rPr>
-        <w:t>driven text parser focused on 10 monoclonal</w:t>
-      </w:r>
-      <w:r>
-        <w:rPr>
-          <w:rFonts w:ascii="Cambria Math" w:hAnsi="Cambria Math" w:cs="Cambria Math"/>
-          <w:noProof/>
-          <w:sz w:val="22"/>
-          <w:szCs w:val="22"/>
-          <w:lang w:val="en-US"/>
-        </w:rPr>
-        <w:t>‑</w:t>
-      </w:r>
-      <w:r>
-        <w:rPr>
-          <w:rFonts w:ascii="Garamond" w:hAnsi="Garamond"/>
-          <w:noProof/>
-          <w:sz w:val="22"/>
-          <w:szCs w:val="22"/>
-          <w:lang w:val="en-US"/>
-        </w:rPr>
-        <w:t>antibody</w:t>
-      </w:r>
-      <w:r>
-        <w:rPr>
-          <w:rFonts w:ascii="Cambria Math" w:hAnsi="Cambria Math" w:cs="Cambria Math"/>
-          <w:noProof/>
-          <w:sz w:val="22"/>
-          <w:szCs w:val="22"/>
-          <w:lang w:val="en-US"/>
-        </w:rPr>
-        <w:t>‑</w:t>
-      </w:r>
-      <w:r>
-        <w:rPr>
-          <w:rFonts w:ascii="Garamond" w:hAnsi="Garamond"/>
-          <w:noProof/>
-          <w:sz w:val="22"/>
-          <w:szCs w:val="22"/>
-          <w:lang w:val="en-US"/>
-        </w:rPr>
-        <w:t>related AEs (anaphylaxis, cytokine release syndrome, angioedema, urticaria, rash, pyrexia, hypersensitivity, bronchospasm, hypotension, pruritus). The parser handles terminology variability through synonym mapping, prioritizes longer strings to avoid partial matches, and uses context</w:t>
-      </w:r>
-      <w:r>
-        <w:rPr>
-          <w:rFonts w:ascii="Cambria Math" w:hAnsi="Cambria Math" w:cs="Cambria Math"/>
-          <w:noProof/>
-          <w:sz w:val="22"/>
-          <w:szCs w:val="22"/>
-          <w:lang w:val="en-US"/>
-        </w:rPr>
-        <w:t>‑</w:t>
-      </w:r>
-      <w:r>
-        <w:rPr>
-          <w:rFonts w:ascii="Garamond" w:hAnsi="Garamond"/>
-          <w:noProof/>
-          <w:sz w:val="22"/>
-          <w:szCs w:val="22"/>
-          <w:lang w:val="en-US"/>
-        </w:rPr>
-        <w:t>sensitive frequency detection at both line-level and section-level frequency indicators. Frequencies are mapped to a standardized 0-6 scale (0=absent, 1=unknown frequency, 2-6=very rare to very common).</w:t>
-      </w:r>
-    </w:p>
-    <w:p>
-      <w:pPr>
-        <w:spacing w:line="276" w:lineRule="auto"/>
-        <w:jc w:val="both"/>
-        <w:rPr>
-          <w:rFonts w:ascii="Garamond" w:hAnsi="Garamond"/>
-          <w:noProof/>
-          <w:sz w:val="22"/>
-          <w:szCs w:val="22"/>
-          <w:lang w:val="en-US"/>
-        </w:rPr>
-      </w:pPr>
-      <w:r>
-        <w:rPr>
-          <w:rFonts w:ascii="Garamond" w:hAnsi="Garamond"/>
-          <w:noProof/>
-          <w:sz w:val="22"/>
-          <w:szCs w:val="22"/>
-          <w:lang w:val="en-US"/>
-        </w:rPr>
-        <w:t>Results: Outputs from the extraction tool are standardized, providing detailed metrics: frequency scores for each AE, aggregated counts of all AEs and serious cases (including anaphylaxis, cytokine release syndrome, and angioedema), and the peak frequency among reported AEs. The method is robust in processing nested tables, preserving the connection between frequencies and AEs despite line breaks, and correctly distinguishes between AEs that are absent from those with unreported frequencies. Performance validation challenges are addressed, alongside comparisons with available open-source and proprietary tools.</w:t>
-      </w:r>
-    </w:p>
-    <w:p>
-      <w:pPr>
-        <w:spacing w:line="276" w:lineRule="auto"/>
-        <w:jc w:val="both"/>
-        <w:rPr>
-          <w:rFonts w:ascii="Garamond" w:hAnsi="Garamond"/>
-          <w:color w:val="000000"/>
-          <w:sz w:val="20"/>
-          <w:szCs w:val="18"/>
-          <w:lang w:val="en-US" w:eastAsia="de-DE"/>
-        </w:rPr>
-      </w:pPr>
-      <w:r>
-        <w:rPr>
-          <w:rFonts w:ascii="Garamond" w:hAnsi="Garamond"/>
-          <w:noProof/>
-          <w:sz w:val="22"/>
-          <w:szCs w:val="22"/>
-          <w:lang w:val="en-US"/>
-        </w:rPr>
-        <w:lastRenderedPageBreak/>
-        <w:t>Conclusions: The pipeline allows consistent and reproducible extraction of adverse event information from EMA SmPCs, supporting scalable comparative safety and pharmacovigilance analyses.</w:t>
-      </w:r>
-      <w:r>
-        <w:rPr>
-          <w:rFonts w:ascii="Garamond" w:hAnsi="Garamond"/>
-          <w:sz w:val="22"/>
-          <w:szCs w:val="22"/>
-          <w:lang w:val="en-US"/>
-        </w:rPr>
         <w:fldChar w:fldCharType="end"/>
       </w:r>
     </w:p>
@@ -778,7 +512,7 @@
           <w:sz w:val="20"/>
           <w:szCs w:val="18"/>
         </w:rPr>
-        <w:t>Automatic Extraction, R language, SmPC, tabulapdf, QSAR models</w:t>
+        <w:t>EEG-based attention, Brain–computer interfaces (BCI), Frequency-domain analysis, Cognitive focus metrics, Real-time neural signal processing</w:t>
       </w:r>
       <w:r>
         <w:rPr>
@@ -883,29 +617,7 @@
               <w:szCs w:val="18"/>
               <w:lang w:val="en-US"/>
             </w:rPr>
-            <w:t xml:space="preserve">Appl Med Inform </w:t>
-          </w:r>
-          <w:proofErr w:type="gramStart"/>
-          <w:r>
-            <w:rPr>
-              <w:rFonts w:ascii="Garamond" w:hAnsi="Garamond"/>
-              <w:i/>
-              <w:sz w:val="18"/>
-              <w:szCs w:val="18"/>
-              <w:lang w:val="en-US"/>
-            </w:rPr>
-            <w:t>Vol(</w:t>
-          </w:r>
-          <w:proofErr w:type="gramEnd"/>
-          <w:r>
-            <w:rPr>
-              <w:rFonts w:ascii="Garamond" w:hAnsi="Garamond"/>
-              <w:i/>
-              <w:sz w:val="18"/>
-              <w:szCs w:val="18"/>
-              <w:lang w:val="en-US"/>
-            </w:rPr>
-            <w:t>No) Month/YEAR</w:t>
+            <w:t>Appl Med Inform Vol(No) Month/YEAR</w:t>
           </w:r>
         </w:p>
       </w:tc>
@@ -975,29 +687,7 @@
               <w:szCs w:val="18"/>
               <w:lang w:val="en-US"/>
             </w:rPr>
-            <w:t xml:space="preserve">Appl Med Inform </w:t>
-          </w:r>
-          <w:proofErr w:type="gramStart"/>
-          <w:r>
-            <w:rPr>
-              <w:rFonts w:ascii="Garamond" w:hAnsi="Garamond"/>
-              <w:i/>
-              <w:sz w:val="18"/>
-              <w:szCs w:val="18"/>
-              <w:lang w:val="en-US"/>
-            </w:rPr>
-            <w:t>Vol(</w:t>
-          </w:r>
-          <w:proofErr w:type="gramEnd"/>
-          <w:r>
-            <w:rPr>
-              <w:rFonts w:ascii="Garamond" w:hAnsi="Garamond"/>
-              <w:i/>
-              <w:sz w:val="18"/>
-              <w:szCs w:val="18"/>
-              <w:lang w:val="en-US"/>
-            </w:rPr>
-            <w:t>No) Month/YEAR</w:t>
+            <w:t>Appl Med Inform Vol(No) Month/YEAR</w:t>
           </w:r>
         </w:p>
       </w:tc>
@@ -1553,31 +1243,7 @@
               <w:szCs w:val="16"/>
               <w:lang w:val="en-US"/>
             </w:rPr>
-            <w:t xml:space="preserve"> </w:t>
-          </w:r>
-          <w:proofErr w:type="spellStart"/>
-          <w:r>
-            <w:rPr>
-              <w:rFonts w:ascii="Garamond" w:hAnsi="Garamond" w:cstheme="minorHAnsi"/>
-              <w:b/>
-              <w:color w:val="000000" w:themeColor="text1"/>
-              <w:sz w:val="16"/>
-              <w:szCs w:val="16"/>
-              <w:lang w:val="en-US"/>
-            </w:rPr>
-            <w:t>jRoMedINF</w:t>
-          </w:r>
-          <w:proofErr w:type="spellEnd"/>
-          <w:r>
-            <w:rPr>
-              <w:rFonts w:ascii="Garamond" w:hAnsi="Garamond" w:cstheme="minorHAnsi"/>
-              <w:b/>
-              <w:color w:val="000000" w:themeColor="text1"/>
-              <w:sz w:val="16"/>
-              <w:szCs w:val="16"/>
-              <w:lang w:val="en-US"/>
-            </w:rPr>
-            <w:t xml:space="preserve"> Conference </w:t>
+            <w:t xml:space="preserve"> jRoMedINF Conference </w:t>
           </w:r>
           <w:r>
             <w:rPr>
